--- a/HW1_submit.docx
+++ b/HW1_submit.docx
@@ -53,17 +53,8 @@
           <w:sz w:val="20"/>
           <w:szCs w:val="20"/>
         </w:rPr>
-        <w:t xml:space="preserve">Submitted </w:t>
-      </w:r>
-      <w:proofErr w:type="gramStart"/>
-      <w:r>
-        <w:rPr>
-          <w:sz w:val="20"/>
-          <w:szCs w:val="20"/>
-        </w:rPr>
-        <w:t>by :</w:t>
-      </w:r>
-      <w:proofErr w:type="gramEnd"/>
+        <w:t>Submitted by :</w:t>
+      </w:r>
     </w:p>
     <w:p>
       <w:pPr>
@@ -167,25 +158,7 @@
           <w:sz w:val="24"/>
           <w:szCs w:val="24"/>
         </w:rPr>
-        <w:t xml:space="preserve">Value iteration is an algorithm that calculate the optimate state values V(s) </w:t>
-      </w:r>
-      <w:proofErr w:type="gramStart"/>
-      <w:r>
-        <w:rPr>
-          <w:rFonts w:asciiTheme="majorBidi" w:hAnsiTheme="majorBidi" w:cstheme="majorBidi"/>
-          <w:sz w:val="24"/>
-          <w:szCs w:val="24"/>
-        </w:rPr>
-        <w:t>by  iteratively</w:t>
-      </w:r>
-      <w:proofErr w:type="gramEnd"/>
-      <w:r>
-        <w:rPr>
-          <w:rFonts w:asciiTheme="majorBidi" w:hAnsiTheme="majorBidi" w:cstheme="majorBidi"/>
-          <w:sz w:val="24"/>
-          <w:szCs w:val="24"/>
-        </w:rPr>
-        <w:t xml:space="preserve"> updating them using bellman optimality equation:</w:t>
+        <w:t>Value iteration is an algorithm that calculate the optimate state values V(s) by  iteratively updating them using bellman optimality equation:</w:t>
       </w:r>
     </w:p>
     <w:p>
@@ -529,25 +502,7 @@
           <w:sz w:val="24"/>
           <w:szCs w:val="24"/>
         </w:rPr>
-        <w:t xml:space="preserve">It means we need to have information about the probability of each state and reward based on the back state and action. If this information is lack, so the algorithm </w:t>
-      </w:r>
-      <w:proofErr w:type="gramStart"/>
-      <w:r>
-        <w:rPr>
-          <w:rFonts w:asciiTheme="majorBidi" w:hAnsiTheme="majorBidi" w:cstheme="majorBidi"/>
-          <w:sz w:val="24"/>
-          <w:szCs w:val="24"/>
-        </w:rPr>
-        <w:t>don’t</w:t>
-      </w:r>
-      <w:proofErr w:type="gramEnd"/>
-      <w:r>
-        <w:rPr>
-          <w:rFonts w:asciiTheme="majorBidi" w:hAnsiTheme="majorBidi" w:cstheme="majorBidi"/>
-          <w:sz w:val="24"/>
-          <w:szCs w:val="24"/>
-        </w:rPr>
-        <w:t xml:space="preserve"> work properly</w:t>
+        <w:t>It means we need to have information about the probability of each state and reward based on the back state and action. If this information is lack, so the algorithm don’t work properly</w:t>
       </w:r>
     </w:p>
     <w:p>
@@ -660,23 +615,7 @@
           <w:sz w:val="24"/>
           <w:szCs w:val="24"/>
         </w:rPr>
-        <w:t xml:space="preserve"> they interact directly with the environment during training. </w:t>
-      </w:r>
-      <w:r>
-        <w:rPr>
-          <w:rFonts w:asciiTheme="majorBidi" w:hAnsiTheme="majorBidi" w:cstheme="majorBidi"/>
-          <w:sz w:val="24"/>
-          <w:szCs w:val="24"/>
-        </w:rPr>
-        <w:t>As the agent explores various state-action pairs, it observes the resulting next state and reward, which it uses to estimate the Q-values (expected cumulative rewards) for each action</w:t>
-      </w:r>
-      <w:r>
-        <w:rPr>
-          <w:rFonts w:asciiTheme="majorBidi" w:hAnsiTheme="majorBidi" w:cstheme="majorBidi"/>
-          <w:sz w:val="24"/>
-          <w:szCs w:val="24"/>
-        </w:rPr>
-        <w:t>. The learning process allow</w:t>
+        <w:t xml:space="preserve"> they interact directly with the environment during training. As the agent explores various state-action pairs, it observes the resulting next state and reward, which it uses to estimate the Q-values (expected cumulative rewards) for each action. The learning process allow</w:t>
       </w:r>
       <w:r>
         <w:rPr>
@@ -723,43 +662,7 @@
           <w:sz w:val="24"/>
           <w:szCs w:val="24"/>
         </w:rPr>
-        <w:t xml:space="preserve">Both algorithms, SARSA </w:t>
-      </w:r>
-      <w:proofErr w:type="gramStart"/>
-      <w:r>
-        <w:rPr>
-          <w:rFonts w:asciiTheme="majorBidi" w:hAnsiTheme="majorBidi" w:cstheme="majorBidi"/>
-          <w:sz w:val="24"/>
-          <w:szCs w:val="24"/>
-        </w:rPr>
-        <w:t>an</w:t>
-      </w:r>
-      <w:proofErr w:type="gramEnd"/>
-      <w:r>
-        <w:rPr>
-          <w:rFonts w:asciiTheme="majorBidi" w:hAnsiTheme="majorBidi" w:cstheme="majorBidi"/>
-          <w:sz w:val="24"/>
-          <w:szCs w:val="24"/>
-        </w:rPr>
-        <w:t xml:space="preserve"> Q-Learning, are model-free methods, SARSA is an On-policy model, it updates the Q-Value based on the actions the agent </w:t>
-      </w:r>
-      <w:proofErr w:type="gramStart"/>
-      <w:r>
-        <w:rPr>
-          <w:rFonts w:asciiTheme="majorBidi" w:hAnsiTheme="majorBidi" w:cstheme="majorBidi"/>
-          <w:sz w:val="24"/>
-          <w:szCs w:val="24"/>
-        </w:rPr>
-        <w:t>actually takes</w:t>
-      </w:r>
-      <w:proofErr w:type="gramEnd"/>
-      <w:r>
-        <w:rPr>
-          <w:rFonts w:asciiTheme="majorBidi" w:hAnsiTheme="majorBidi" w:cstheme="majorBidi"/>
-          <w:sz w:val="24"/>
-          <w:szCs w:val="24"/>
-        </w:rPr>
-        <w:t xml:space="preserve"> according to the policy. While Q-Learning is an off-policy model, it updates the Q-value by the optimal action which received the highest reward. </w:t>
+        <w:t xml:space="preserve">Both algorithms, SARSA an Q-Learning, are model-free methods, SARSA is an On-policy model, it updates the Q-Value based on the actions the agent actually takes according to the policy. While Q-Learning is an off-policy model, it updates the Q-value by the optimal action which received the highest reward. </w:t>
       </w:r>
       <w:r>
         <w:rPr>
@@ -904,25 +807,7 @@
           <w:sz w:val="24"/>
           <w:szCs w:val="24"/>
         </w:rPr>
-        <w:t xml:space="preserve">(exploitation), but in other hand it </w:t>
-      </w:r>
-      <w:proofErr w:type="gramStart"/>
-      <w:r>
-        <w:rPr>
-          <w:rFonts w:asciiTheme="majorBidi" w:hAnsiTheme="majorBidi" w:cstheme="majorBidi"/>
-          <w:sz w:val="24"/>
-          <w:szCs w:val="24"/>
-        </w:rPr>
-        <w:t>allow</w:t>
-      </w:r>
-      <w:proofErr w:type="gramEnd"/>
-      <w:r>
-        <w:rPr>
-          <w:rFonts w:asciiTheme="majorBidi" w:hAnsiTheme="majorBidi" w:cstheme="majorBidi"/>
-          <w:sz w:val="24"/>
-          <w:szCs w:val="24"/>
-        </w:rPr>
-        <w:t xml:space="preserve"> th</w:t>
+        <w:t>(exploitation), but in other hand it allow th</w:t>
       </w:r>
       <w:r>
         <w:rPr>
@@ -993,6 +878,33 @@
     </w:p>
     <w:p>
       <w:pPr>
+        <w:pStyle w:val="ListParagraph"/>
+        <w:numPr>
+          <w:ilvl w:val="0"/>
+          <w:numId w:val="1"/>
+        </w:numPr>
+        <w:bidi w:val="0"/>
+        <w:rPr>
+          <w:color w:val="FF0000"/>
+        </w:rPr>
+      </w:pPr>
+      <w:proofErr w:type="spellStart"/>
+      <w:r>
+        <w:rPr>
+          <w:color w:val="FF0000"/>
+        </w:rPr>
+        <w:t>Tbd</w:t>
+      </w:r>
+      <w:proofErr w:type="spellEnd"/>
+      <w:r>
+        <w:rPr>
+          <w:color w:val="FF0000"/>
+        </w:rPr>
+        <w:t xml:space="preserve"> – report of the script</w:t>
+      </w:r>
+    </w:p>
+    <w:p>
+      <w:pPr>
         <w:bidi w:val="0"/>
         <w:rPr>
           <w:rFonts w:asciiTheme="majorBidi" w:hAnsiTheme="majorBidi" w:cstheme="majorBidi"/>
@@ -1017,7 +929,7 @@
         <w:t>learning</w:t>
       </w:r>
       <w:r>
-        <w:t xml:space="preserve"> (50%)</w:t>
+        <w:t xml:space="preserve"> </w:t>
       </w:r>
     </w:p>
     <w:p>
@@ -1036,15 +948,7 @@
         <w:t>Sampling experiences in random order from the replay memory improves the generalization of learning</w:t>
       </w:r>
       <w:r>
-        <w:t xml:space="preserve">. By using non-consecutive </w:t>
-      </w:r>
-      <w:proofErr w:type="gramStart"/>
-      <w:r>
-        <w:t>states ,</w:t>
-      </w:r>
-      <w:proofErr w:type="gramEnd"/>
-      <w:r>
-        <w:t xml:space="preserve"> the agent learn to deal with varies states, otherwise the agent will be at risk to overfit the action of each sets of consecutive set of states</w:t>
+        <w:t>. By using non-consecutive states , the agent learn to deal with varies states, otherwise the agent will be at risk to overfit the action of each sets of consecutive set of states</w:t>
       </w:r>
     </w:p>
     <w:p>
@@ -1055,27 +959,89 @@
           <w:numId w:val="2"/>
         </w:numPr>
         <w:bidi w:val="0"/>
-      </w:pPr>
-    </w:p>
-    <w:p>
-      <w:pPr>
-        <w:bidi w:val="0"/>
-        <w:rPr>
-          <w:rFonts w:asciiTheme="majorBidi" w:hAnsiTheme="majorBidi" w:cstheme="majorBidi"/>
-          <w:sz w:val="24"/>
-          <w:szCs w:val="24"/>
-        </w:rPr>
-      </w:pPr>
-    </w:p>
-    <w:p>
-      <w:pPr>
-        <w:bidi w:val="0"/>
-        <w:rPr>
-          <w:rFonts w:asciiTheme="majorBidi" w:hAnsiTheme="majorBidi" w:cstheme="majorBidi"/>
-          <w:sz w:val="24"/>
-          <w:szCs w:val="24"/>
-        </w:rPr>
-      </w:pPr>
+        <w:rPr>
+          <w:color w:val="FF0000"/>
+        </w:rPr>
+      </w:pPr>
+      <w:proofErr w:type="spellStart"/>
+      <w:r>
+        <w:rPr>
+          <w:color w:val="FF0000"/>
+        </w:rPr>
+        <w:t>Tbd</w:t>
+      </w:r>
+      <w:proofErr w:type="spellEnd"/>
+    </w:p>
+    <w:p>
+      <w:pPr>
+        <w:bidi w:val="0"/>
+        <w:rPr>
+          <w:color w:val="FF0000"/>
+        </w:rPr>
+      </w:pPr>
+    </w:p>
+    <w:p>
+      <w:pPr>
+        <w:bidi w:val="0"/>
+        <w:rPr>
+          <w:color w:val="FF0000"/>
+        </w:rPr>
+      </w:pPr>
+      <w:proofErr w:type="spellStart"/>
+      <w:r>
+        <w:rPr>
+          <w:color w:val="FF0000"/>
+        </w:rPr>
+        <w:t>Tbd</w:t>
+      </w:r>
+      <w:proofErr w:type="spellEnd"/>
+      <w:r>
+        <w:rPr>
+          <w:color w:val="FF0000"/>
+        </w:rPr>
+        <w:t xml:space="preserve"> – report of the script</w:t>
+      </w:r>
+    </w:p>
+    <w:p>
+      <w:pPr>
+        <w:bidi w:val="0"/>
+        <w:rPr>
+          <w:rFonts w:asciiTheme="majorBidi" w:hAnsiTheme="majorBidi" w:cstheme="majorBidi"/>
+          <w:sz w:val="24"/>
+          <w:szCs w:val="24"/>
+        </w:rPr>
+      </w:pPr>
+    </w:p>
+    <w:p>
+      <w:pPr>
+        <w:pStyle w:val="Heading2"/>
+        <w:bidi w:val="0"/>
+      </w:pPr>
+      <w:r>
+        <w:t>Section 3 – Improved DQN</w:t>
+      </w:r>
+    </w:p>
+    <w:p>
+      <w:pPr>
+        <w:bidi w:val="0"/>
+        <w:rPr>
+          <w:color w:val="FF0000"/>
+        </w:rPr>
+      </w:pPr>
+      <w:proofErr w:type="spellStart"/>
+      <w:r>
+        <w:rPr>
+          <w:color w:val="FF0000"/>
+        </w:rPr>
+        <w:t>Tbd</w:t>
+      </w:r>
+      <w:proofErr w:type="spellEnd"/>
+      <w:r>
+        <w:rPr>
+          <w:color w:val="FF0000"/>
+        </w:rPr>
+        <w:t xml:space="preserve"> – report of the script</w:t>
+      </w:r>
     </w:p>
     <w:p>
       <w:pPr>
@@ -1896,6 +1862,7 @@
   <w:style w:type="character" w:default="1" w:styleId="DefaultParagraphFont">
     <w:name w:val="Default Paragraph Font"/>
     <w:uiPriority w:val="1"/>
+    <w:semiHidden/>
     <w:unhideWhenUsed/>
   </w:style>
   <w:style w:type="table" w:default="1" w:styleId="TableNormal">

--- a/HW1_submit.docx
+++ b/HW1_submit.docx
@@ -53,65 +53,74 @@
           <w:sz w:val="20"/>
           <w:szCs w:val="20"/>
         </w:rPr>
-        <w:t>Submitted by :</w:t>
-      </w:r>
-    </w:p>
-    <w:p>
-      <w:pPr>
-        <w:pStyle w:val="Subtitle"/>
-        <w:bidi w:val="0"/>
-        <w:rPr>
-          <w:color w:val="FF0000"/>
+        <w:t xml:space="preserve">Submitted </w:t>
+      </w:r>
+      <w:proofErr w:type="gramStart"/>
+      <w:r>
+        <w:rPr>
           <w:sz w:val="20"/>
           <w:szCs w:val="20"/>
         </w:rPr>
-      </w:pPr>
-      <w:r>
-        <w:rPr>
+        <w:t>by :</w:t>
+      </w:r>
+      <w:proofErr w:type="gramEnd"/>
+    </w:p>
+    <w:p>
+      <w:pPr>
+        <w:pStyle w:val="Subtitle"/>
+        <w:bidi w:val="0"/>
+        <w:rPr>
+          <w:color w:val="FF0000"/>
           <w:sz w:val="20"/>
           <w:szCs w:val="20"/>
         </w:rPr>
-        <w:t xml:space="preserve">Gur </w:t>
-      </w:r>
-      <w:r>
-        <w:rPr>
-          <w:color w:val="FF0000"/>
+      </w:pPr>
+      <w:r>
+        <w:rPr>
           <w:sz w:val="20"/>
           <w:szCs w:val="20"/>
         </w:rPr>
-        <w:t>TBD</w:t>
-      </w:r>
-    </w:p>
-    <w:p>
-      <w:pPr>
-        <w:pStyle w:val="Subtitle"/>
-        <w:bidi w:val="0"/>
-        <w:rPr>
+        <w:t xml:space="preserve">Gur </w:t>
+      </w:r>
+      <w:r>
+        <w:rPr>
+          <w:color w:val="FF0000"/>
           <w:sz w:val="20"/>
           <w:szCs w:val="20"/>
         </w:rPr>
-      </w:pPr>
-      <w:r>
+        <w:t>TBD</w:t>
+      </w:r>
+    </w:p>
+    <w:p>
+      <w:pPr>
+        <w:pStyle w:val="Subtitle"/>
+        <w:bidi w:val="0"/>
         <w:rPr>
           <w:sz w:val="20"/>
           <w:szCs w:val="20"/>
         </w:rPr>
-        <w:t xml:space="preserve">Gal </w:t>
-      </w:r>
-      <w:proofErr w:type="spellStart"/>
+      </w:pPr>
       <w:r>
         <w:rPr>
           <w:sz w:val="20"/>
           <w:szCs w:val="20"/>
         </w:rPr>
-        <w:t>Benmaman</w:t>
-      </w:r>
-      <w:proofErr w:type="spellEnd"/>
+        <w:t xml:space="preserve">Gal </w:t>
+      </w:r>
+      <w:proofErr w:type="spellStart"/>
       <w:r>
         <w:rPr>
           <w:sz w:val="20"/>
           <w:szCs w:val="20"/>
         </w:rPr>
+        <w:t>Benmaman</w:t>
+      </w:r>
+      <w:proofErr w:type="spellEnd"/>
+      <w:r>
+        <w:rPr>
+          <w:sz w:val="20"/>
+          <w:szCs w:val="20"/>
+        </w:rPr>
         <w:t xml:space="preserve"> 205633589</w:t>
       </w:r>
     </w:p>
@@ -127,7 +136,7 @@
     </w:p>
     <w:p>
       <w:pPr>
-        <w:pStyle w:val="Heading1"/>
+        <w:pStyle w:val="Heading2"/>
         <w:bidi w:val="0"/>
         <w:rPr>
           <w:sz w:val="28"/>
@@ -158,7 +167,25 @@
           <w:sz w:val="24"/>
           <w:szCs w:val="24"/>
         </w:rPr>
-        <w:t>Value iteration is an algorithm that calculate the optimate state values V(s) by  iteratively updating them using bellman optimality equation:</w:t>
+        <w:t xml:space="preserve">Value iteration is an algorithm that calculate the optimate state values V(s) </w:t>
+      </w:r>
+      <w:proofErr w:type="gramStart"/>
+      <w:r>
+        <w:rPr>
+          <w:rFonts w:asciiTheme="majorBidi" w:hAnsiTheme="majorBidi" w:cstheme="majorBidi"/>
+          <w:sz w:val="24"/>
+          <w:szCs w:val="24"/>
+        </w:rPr>
+        <w:t>by  iteratively</w:t>
+      </w:r>
+      <w:proofErr w:type="gramEnd"/>
+      <w:r>
+        <w:rPr>
+          <w:rFonts w:asciiTheme="majorBidi" w:hAnsiTheme="majorBidi" w:cstheme="majorBidi"/>
+          <w:sz w:val="24"/>
+          <w:szCs w:val="24"/>
+        </w:rPr>
+        <w:t xml:space="preserve"> updating them using bellman optimality equation:</w:t>
       </w:r>
     </w:p>
     <w:p>
@@ -502,7 +529,25 @@
           <w:sz w:val="24"/>
           <w:szCs w:val="24"/>
         </w:rPr>
-        <w:t>It means we need to have information about the probability of each state and reward based on the back state and action. If this information is lack, so the algorithm don’t work properly</w:t>
+        <w:t xml:space="preserve">It means we need to have information about the probability of each state and reward based on the back state and action. If this information is lack, so the algorithm </w:t>
+      </w:r>
+      <w:proofErr w:type="gramStart"/>
+      <w:r>
+        <w:rPr>
+          <w:rFonts w:asciiTheme="majorBidi" w:hAnsiTheme="majorBidi" w:cstheme="majorBidi"/>
+          <w:sz w:val="24"/>
+          <w:szCs w:val="24"/>
+        </w:rPr>
+        <w:t>don’t</w:t>
+      </w:r>
+      <w:proofErr w:type="gramEnd"/>
+      <w:r>
+        <w:rPr>
+          <w:rFonts w:asciiTheme="majorBidi" w:hAnsiTheme="majorBidi" w:cstheme="majorBidi"/>
+          <w:sz w:val="24"/>
+          <w:szCs w:val="24"/>
+        </w:rPr>
+        <w:t xml:space="preserve"> work properly</w:t>
       </w:r>
     </w:p>
     <w:p>
@@ -662,7 +707,25 @@
           <w:sz w:val="24"/>
           <w:szCs w:val="24"/>
         </w:rPr>
-        <w:t xml:space="preserve">Both algorithms, SARSA an Q-Learning, are model-free methods, SARSA is an On-policy model, it updates the Q-Value based on the actions the agent actually takes according to the policy. While Q-Learning is an off-policy model, it updates the Q-value by the optimal action which received the highest reward. </w:t>
+        <w:t xml:space="preserve">Both algorithms, SARSA an Q-Learning, are model-free methods, SARSA is an On-policy model, it updates the Q-Value based on the actions the agent </w:t>
+      </w:r>
+      <w:proofErr w:type="gramStart"/>
+      <w:r>
+        <w:rPr>
+          <w:rFonts w:asciiTheme="majorBidi" w:hAnsiTheme="majorBidi" w:cstheme="majorBidi"/>
+          <w:sz w:val="24"/>
+          <w:szCs w:val="24"/>
+        </w:rPr>
+        <w:t>actually takes</w:t>
+      </w:r>
+      <w:proofErr w:type="gramEnd"/>
+      <w:r>
+        <w:rPr>
+          <w:rFonts w:asciiTheme="majorBidi" w:hAnsiTheme="majorBidi" w:cstheme="majorBidi"/>
+          <w:sz w:val="24"/>
+          <w:szCs w:val="24"/>
+        </w:rPr>
+        <w:t xml:space="preserve"> according to the policy. While Q-Learning is an off-policy model, it updates the Q-value by the optimal action which received the highest reward. </w:t>
       </w:r>
       <w:r>
         <w:rPr>
@@ -807,7 +870,25 @@
           <w:sz w:val="24"/>
           <w:szCs w:val="24"/>
         </w:rPr>
-        <w:t>(exploitation), but in other hand it allow th</w:t>
+        <w:t xml:space="preserve">(exploitation), but in other hand it </w:t>
+      </w:r>
+      <w:proofErr w:type="gramStart"/>
+      <w:r>
+        <w:rPr>
+          <w:rFonts w:asciiTheme="majorBidi" w:hAnsiTheme="majorBidi" w:cstheme="majorBidi"/>
+          <w:sz w:val="24"/>
+          <w:szCs w:val="24"/>
+        </w:rPr>
+        <w:t>allow</w:t>
+      </w:r>
+      <w:proofErr w:type="gramEnd"/>
+      <w:r>
+        <w:rPr>
+          <w:rFonts w:asciiTheme="majorBidi" w:hAnsiTheme="majorBidi" w:cstheme="majorBidi"/>
+          <w:sz w:val="24"/>
+          <w:szCs w:val="24"/>
+        </w:rPr>
+        <w:t xml:space="preserve"> th</w:t>
       </w:r>
       <w:r>
         <w:rPr>
@@ -905,6 +986,82 @@
     </w:p>
     <w:p>
       <w:pPr>
+        <w:pStyle w:val="ListParagraph"/>
+        <w:bidi w:val="0"/>
+        <w:ind w:left="360"/>
+        <w:rPr>
+          <w:color w:val="FF0000"/>
+        </w:rPr>
+      </w:pPr>
+      <w:r>
+        <w:rPr>
+          <w:color w:val="FF0000"/>
+        </w:rPr>
+        <w:t xml:space="preserve">What is the best KPI for </w:t>
+      </w:r>
+      <w:proofErr w:type="gramStart"/>
+      <w:r>
+        <w:rPr>
+          <w:color w:val="FF0000"/>
+        </w:rPr>
+        <w:t>the hyper</w:t>
+      </w:r>
+      <w:proofErr w:type="gramEnd"/>
+      <w:r>
+        <w:rPr>
+          <w:color w:val="FF0000"/>
+        </w:rPr>
+        <w:t xml:space="preserve"> parameter tuning?</w:t>
+      </w:r>
+    </w:p>
+    <w:p>
+      <w:pPr>
+        <w:pStyle w:val="ListParagraph"/>
+        <w:bidi w:val="0"/>
+        <w:ind w:left="360"/>
+        <w:rPr>
+          <w:color w:val="FF0000"/>
+        </w:rPr>
+      </w:pPr>
+      <w:r>
+        <w:rPr>
+          <w:color w:val="FF0000"/>
+        </w:rPr>
+        <w:t>Check about the version of frozen lake</w:t>
+      </w:r>
+    </w:p>
+    <w:p>
+      <w:pPr>
+        <w:pStyle w:val="ListParagraph"/>
+        <w:bidi w:val="0"/>
+        <w:ind w:left="360"/>
+        <w:rPr>
+          <w:color w:val="FF0000"/>
+        </w:rPr>
+      </w:pPr>
+      <w:r>
+        <w:rPr>
+          <w:color w:val="FF0000"/>
+        </w:rPr>
+        <w:t xml:space="preserve">Add figure of the state </w:t>
+      </w:r>
+      <w:proofErr w:type="gramStart"/>
+      <w:r>
+        <w:rPr>
+          <w:color w:val="FF0000"/>
+        </w:rPr>
+        <w:t>( 4</w:t>
+      </w:r>
+      <w:proofErr w:type="gramEnd"/>
+      <w:r>
+        <w:rPr>
+          <w:color w:val="FF0000"/>
+        </w:rPr>
+        <w:t>*4 table with the lakes)</w:t>
+      </w:r>
+    </w:p>
+    <w:p>
+      <w:pPr>
         <w:bidi w:val="0"/>
         <w:rPr>
           <w:rFonts w:asciiTheme="majorBidi" w:hAnsiTheme="majorBidi" w:cstheme="majorBidi"/>
@@ -948,7 +1105,15 @@
         <w:t>Sampling experiences in random order from the replay memory improves the generalization of learning</w:t>
       </w:r>
       <w:r>
-        <w:t>. By using non-consecutive states , the agent learn to deal with varies states, otherwise the agent will be at risk to overfit the action of each sets of consecutive set of states</w:t>
+        <w:t xml:space="preserve">. By using non-consecutive </w:t>
+      </w:r>
+      <w:proofErr w:type="gramStart"/>
+      <w:r>
+        <w:t>states ,</w:t>
+      </w:r>
+      <w:proofErr w:type="gramEnd"/>
+      <w:r>
+        <w:t xml:space="preserve"> the agent learn to deal with varies states, otherwise the agent will be at risk to overfit the action of each sets of consecutive set of states</w:t>
       </w:r>
     </w:p>
     <w:p>
@@ -971,6 +1136,48 @@
         <w:t>Tbd</w:t>
       </w:r>
       <w:proofErr w:type="spellEnd"/>
+    </w:p>
+    <w:p>
+      <w:pPr>
+        <w:bidi w:val="0"/>
+        <w:ind w:left="360"/>
+        <w:rPr>
+          <w:color w:val="FF0000"/>
+        </w:rPr>
+      </w:pPr>
+      <w:r>
+        <w:rPr>
+          <w:color w:val="FF0000"/>
+        </w:rPr>
+        <w:t>the loss increase</w:t>
+      </w:r>
+      <w:r>
+        <w:rPr>
+          <w:color w:val="FF0000"/>
+        </w:rPr>
+        <w:t>s</w:t>
+      </w:r>
+      <w:r>
+        <w:rPr>
+          <w:color w:val="FF0000"/>
+        </w:rPr>
+        <w:t xml:space="preserve"> during the training</w:t>
+      </w:r>
+    </w:p>
+    <w:p>
+      <w:pPr>
+        <w:bidi w:val="0"/>
+        <w:ind w:left="360"/>
+        <w:rPr>
+          <w:color w:val="FF0000"/>
+        </w:rPr>
+      </w:pPr>
+      <w:r>
+        <w:rPr>
+          <w:color w:val="FF0000"/>
+        </w:rPr>
+        <w:t>Do we need to compute the average reward of at least 475 by the train agent or test agent?</w:t>
+      </w:r>
     </w:p>
     <w:p>
       <w:pPr>
@@ -1067,6 +1274,95 @@
 <file path=word/numbering.xml><?xml version="1.0" encoding="utf-8"?>
 <w:numbering xmlns:wpc="http://schemas.microsoft.com/office/word/2010/wordprocessingCanvas" xmlns:cx="http://schemas.microsoft.com/office/drawing/2014/chartex" xmlns:cx1="http://schemas.microsoft.com/office/drawing/2015/9/8/chartex" xmlns:cx2="http://schemas.microsoft.com/office/drawing/2015/10/21/chartex" xmlns:cx3="http://schemas.microsoft.com/office/drawing/2016/5/9/chartex" xmlns:cx4="http://schemas.microsoft.com/office/drawing/2016/5/10/chartex" xmlns:cx5="http://schemas.microsoft.com/office/drawing/2016/5/11/chartex" xmlns:cx6="http://schemas.microsoft.com/office/drawing/2016/5/12/chartex" xmlns:cx7="http://schemas.microsoft.com/office/drawing/2016/5/13/chartex" xmlns:cx8="http://schemas.microsoft.com/office/drawing/2016/5/14/chartex" xmlns:mc="http://schemas.openxmlformats.org/markup-compatibility/2006" xmlns:aink="http://schemas.microsoft.com/office/drawing/2016/ink" xmlns:am3d="http://schemas.microsoft.com/office/drawing/2017/model3d" xmlns:o="urn:schemas-microsoft-com:office:office" xmlns:oel="http://schemas.microsoft.com/office/2019/extlst" xmlns:r="http://schemas.openxmlformats.org/officeDocument/2006/relationships" xmlns:m="http://schemas.openxmlformats.org/officeDocument/2006/math" xmlns:v="urn:schemas-microsoft-com:vml" xmlns:wp14="http://schemas.microsoft.com/office/word/2010/wordprocessingDrawing" xmlns:wp="http://schemas.openxmlformats.org/drawingml/2006/wordprocessingDrawing" xmlns:w10="urn:schemas-microsoft-com:office:word" xmlns:w="http://schemas.openxmlformats.org/wordprocessingml/2006/main" xmlns:w14="http://schemas.microsoft.com/office/word/2010/wordml" xmlns:w15="http://schemas.microsoft.com/office/word/2012/wordml" xmlns:w16cex="http://schemas.microsoft.com/office/word/2018/wordml/cex" xmlns:w16cid="http://schemas.microsoft.com/office/word/2016/wordml/cid" xmlns:w16="http://schemas.microsoft.com/office/word/2018/wordml" xmlns:w16du="http://schemas.microsoft.com/office/word/2023/wordml/word16du" xmlns:w16sdtdh="http://schemas.microsoft.com/office/word/2020/wordml/sdtdatahash" xmlns:w16se="http://schemas.microsoft.com/office/word/2015/wordml/symex" xmlns:wpg="http://schemas.microsoft.com/office/word/2010/wordprocessingGroup" xmlns:wpi="http://schemas.microsoft.com/office/word/2010/wordprocessingInk" xmlns:wne="http://schemas.microsoft.com/office/word/2006/wordml" xmlns:wps="http://schemas.microsoft.com/office/word/2010/wordprocessingShape" mc:Ignorable="w14 w15 w16se w16cid w16 w16cex w16sdtdh w16du wp14">
   <w:abstractNum w:abstractNumId="0" w15:restartNumberingAfterBreak="0">
+    <w:nsid w:val="4FDF6057"/>
+    <w:multiLevelType w:val="hybridMultilevel"/>
+    <w:tmpl w:val="85BC1DF8"/>
+    <w:lvl w:ilvl="0" w:tplc="7D28DADA">
+      <w:start w:val="1"/>
+      <w:numFmt w:val="decimal"/>
+      <w:lvlText w:val="%1)"/>
+      <w:lvlJc w:val="left"/>
+      <w:pPr>
+        <w:ind w:left="1080" w:hanging="360"/>
+      </w:pPr>
+      <w:rPr>
+        <w:rFonts w:hint="default"/>
+      </w:rPr>
+    </w:lvl>
+    <w:lvl w:ilvl="1" w:tplc="20000019" w:tentative="1">
+      <w:start w:val="1"/>
+      <w:numFmt w:val="lowerLetter"/>
+      <w:lvlText w:val="%2."/>
+      <w:lvlJc w:val="left"/>
+      <w:pPr>
+        <w:ind w:left="1800" w:hanging="360"/>
+      </w:pPr>
+    </w:lvl>
+    <w:lvl w:ilvl="2" w:tplc="2000001B" w:tentative="1">
+      <w:start w:val="1"/>
+      <w:numFmt w:val="lowerRoman"/>
+      <w:lvlText w:val="%3."/>
+      <w:lvlJc w:val="right"/>
+      <w:pPr>
+        <w:ind w:left="2520" w:hanging="180"/>
+      </w:pPr>
+    </w:lvl>
+    <w:lvl w:ilvl="3" w:tplc="2000000F" w:tentative="1">
+      <w:start w:val="1"/>
+      <w:numFmt w:val="decimal"/>
+      <w:lvlText w:val="%4."/>
+      <w:lvlJc w:val="left"/>
+      <w:pPr>
+        <w:ind w:left="3240" w:hanging="360"/>
+      </w:pPr>
+    </w:lvl>
+    <w:lvl w:ilvl="4" w:tplc="20000019" w:tentative="1">
+      <w:start w:val="1"/>
+      <w:numFmt w:val="lowerLetter"/>
+      <w:lvlText w:val="%5."/>
+      <w:lvlJc w:val="left"/>
+      <w:pPr>
+        <w:ind w:left="3960" w:hanging="360"/>
+      </w:pPr>
+    </w:lvl>
+    <w:lvl w:ilvl="5" w:tplc="2000001B" w:tentative="1">
+      <w:start w:val="1"/>
+      <w:numFmt w:val="lowerRoman"/>
+      <w:lvlText w:val="%6."/>
+      <w:lvlJc w:val="right"/>
+      <w:pPr>
+        <w:ind w:left="4680" w:hanging="180"/>
+      </w:pPr>
+    </w:lvl>
+    <w:lvl w:ilvl="6" w:tplc="2000000F" w:tentative="1">
+      <w:start w:val="1"/>
+      <w:numFmt w:val="decimal"/>
+      <w:lvlText w:val="%7."/>
+      <w:lvlJc w:val="left"/>
+      <w:pPr>
+        <w:ind w:left="5400" w:hanging="360"/>
+      </w:pPr>
+    </w:lvl>
+    <w:lvl w:ilvl="7" w:tplc="20000019" w:tentative="1">
+      <w:start w:val="1"/>
+      <w:numFmt w:val="lowerLetter"/>
+      <w:lvlText w:val="%8."/>
+      <w:lvlJc w:val="left"/>
+      <w:pPr>
+        <w:ind w:left="6120" w:hanging="360"/>
+      </w:pPr>
+    </w:lvl>
+    <w:lvl w:ilvl="8" w:tplc="2000001B" w:tentative="1">
+      <w:start w:val="1"/>
+      <w:numFmt w:val="lowerRoman"/>
+      <w:lvlText w:val="%9."/>
+      <w:lvlJc w:val="right"/>
+      <w:pPr>
+        <w:ind w:left="6840" w:hanging="180"/>
+      </w:pPr>
+    </w:lvl>
+  </w:abstractNum>
+  <w:abstractNum w:abstractNumId="1" w15:restartNumberingAfterBreak="0">
     <w:nsid w:val="51B67BBF"/>
     <w:multiLevelType w:val="hybridMultilevel"/>
     <w:tmpl w:val="93FCD4AE"/>
@@ -1155,7 +1451,7 @@
       </w:pPr>
     </w:lvl>
   </w:abstractNum>
-  <w:abstractNum w:abstractNumId="1" w15:restartNumberingAfterBreak="0">
+  <w:abstractNum w:abstractNumId="2" w15:restartNumberingAfterBreak="0">
     <w:nsid w:val="6F2B0D1C"/>
     <w:multiLevelType w:val="hybridMultilevel"/>
     <w:tmpl w:val="8CB20344"/>
@@ -1245,10 +1541,13 @@
     </w:lvl>
   </w:abstractNum>
   <w:num w:numId="1" w16cid:durableId="924849264">
-    <w:abstractNumId w:val="0"/>
+    <w:abstractNumId w:val="1"/>
   </w:num>
   <w:num w:numId="2" w16cid:durableId="1818646725">
-    <w:abstractNumId w:val="1"/>
+    <w:abstractNumId w:val="2"/>
+  </w:num>
+  <w:num w:numId="3" w16cid:durableId="2013559951">
+    <w:abstractNumId w:val="0"/>
   </w:num>
 </w:numbering>
 </file>
